--- a/en/wisdom-stories/forbidden-money.docx
+++ b/en/wisdom-stories/forbidden-money.docx
@@ -3,78 +3,118 @@
 <w:document xmlns:wpc="http://schemas.microsoft.com/office/word/2010/wordprocessingCanvas" xmlns:mo="http://schemas.microsoft.com/office/mac/office/2008/main" xmlns:mc="http://schemas.openxmlformats.org/markup-compatibility/2006" xmlns:mv="urn:schemas-microsoft-com:mac:vml" xmlns:o="urn:schemas-microsoft-com:office:office" xmlns:r="http://schemas.openxmlformats.org/officeDocument/2006/relationships" xmlns:m="http://schemas.openxmlformats.org/officeDocument/2006/math" xmlns:v="urn:schemas-microsoft-com:vml" xmlns:wp14="http://schemas.microsoft.com/office/word/2010/wordprocessingDrawing" xmlns:wp="http://schemas.openxmlformats.org/drawingml/2006/wordprocessingDrawing" xmlns:w10="urn:schemas-microsoft-com:office:word" xmlns:w="http://schemas.openxmlformats.org/wordprocessingml/2006/main" xmlns:w14="http://schemas.microsoft.com/office/word/2010/wordml" xmlns:wpg="http://schemas.microsoft.com/office/word/2010/wordprocessingGroup" xmlns:wpi="http://schemas.microsoft.com/office/word/2010/wordprocessingInk" xmlns:wne="http://schemas.microsoft.com/office/word/2006/wordml" xmlns:wps="http://schemas.microsoft.com/office/word/2010/wordprocessingShape" mc:Ignorable="w14 wp14">
   <w:body>
     <w:p>
+      <w:pPr>
+        <w:pStyle w:val="Title"/>
+      </w:pPr>
       <w:r>
-        <w:t>Haram money</w:t>
+        <w:t>Ill-Gotten Money</w:t>
       </w:r>
     </w:p>
     <w:p>
+      <w:pPr/>
       <w:r>
-        <w:t>One day, while walking on the road, a sum of money fell from the hand of a person walking in front of me. Usually, in such cases, I would warn him by saying, “You dropped your money,” but this time I followed the devil, picked up the money from the ground and put it in my pocket.</w:t>
+        <w:t>One day, I saw a man drop some money in the street. Usually I would have called out, “You’ve dropped your money!” This time, temptation got the better of me. I picked it up and slipped it into my pocket.</w:t>
       </w:r>
     </w:p>
     <w:p>
+      <w:pPr>
+        <w:spacing w:after="80"/>
+      </w:pPr>
       <w:r>
         <w:t>When I got home, I told my wife the story.</w:t>
       </w:r>
     </w:p>
     <w:p>
+      <w:pPr/>
       <w:r>
-        <w:t>— Put some more on top, let's go to the cinema, — she said. “Let's do it.” I said. We decided to go to the cinema on the weekend.</w:t>
+        <w:t>“Add a little of our own and let’s go to the movies,” she said. I agreed, and we made plans for the weekend.</w:t>
       </w:r>
     </w:p>
     <w:p>
+      <w:pPr/>
       <w:r>
-        <w:t>The lady insisted: “You promise now, but then you suddenly refuse; it's better to buy the tickets online now so that we can be sure.” I said “Let's do it” and bought the tickets online.</w:t>
+        <w:t>“You always promise, then change your mind,” she said. “Let’s buy the tickets online now.” So I did.</w:t>
       </w:r>
     </w:p>
     <w:p>
+      <w:pPr/>
       <w:r>
-        <w:t>I am a repairman myself. A paid client of mine called and said, “Come to my garden on Saturday, we have some work to do.” I asked, “Can I come on Sunday?”, but my client said, “No, it's not possible.” Since we bought the cinema tickets on Saturday, as if they were the other way around, I lost a lot of money from this.</w:t>
+        <w:t>I work as a repairman. Soon afterward, a good customer called to offer me a job at his garden on Saturday. I asked whether I could come on Sunday, but he said it had to be Saturday. Of course, that was the day I had booked the movie. I lost a well-paid job.</w:t>
       </w:r>
     </w:p>
     <w:p>
+      <w:pPr>
+        <w:spacing w:after="80"/>
+      </w:pPr>
       <w:r>
-        <w:t>In short, Saturday arrived. As my wife and I were getting ready to leave the house, we unexpectedly met my mother-in-law and father-in-law in front of the door.</w:t>
+        <w:t>When Saturday came, my wife and I were about to leave when her parents arrived unexpectedly.</w:t>
       </w:r>
     </w:p>
     <w:p>
+      <w:pPr/>
       <w:r>
-        <w:t>I was about to say, “We’re going to the movies,” and continue on our way, when my wife quickly moved away from me and said, “We’re going to the movies, come on, come with us.” I realized how helpless I was.</w:t>
+        <w:t>I was ready to say, “Sorry, we’re off to the movies,” but my wife got in first. “We’re going to the movies—come with us!” There was nothing I could do.</w:t>
       </w:r>
     </w:p>
     <w:p>
+      <w:pPr>
+        <w:spacing w:after="80"/>
+      </w:pPr>
       <w:r>
-        <w:t>Since my mother-in-law doesn’t like public transportation, we had to take a taxi to the cinema. Of course, I had to pay for the taxi.</w:t>
+        <w:t>My mother-in-law disliked public transportation, so we took a taxi. Naturally, I paid.</w:t>
       </w:r>
     </w:p>
     <w:p>
+      <w:pPr/>
       <w:r>
-        <w:t>We got to the cinema. I bought two extra tickets. Moreover, I had to buy a box of popcorn for everyone before the movie started — it couldn’t be otherwise, the groom has to entertain everyone, because he found money on the way! I didn’t even spend as much money on the sacrificial meat as I had spent on that popcorn. Since we quickly emptied the popcorn boxes, I had to go buy new ones during the movie. In short, I paid a lot for the money I found, but my punishment wasn’t over yet. Well, what we were going to see was still ahead of us.</w:t>
+        <w:t>At the cinema, I bought two more tickets and popcorn for everyone. After all, the son-in-law had found money in the street; he could afford to treat them! I had spent less on meat for the feast than I spent on that popcorn. They soon finished it, so I bought more. My windfall was already costing me dearly, but the worst was still to come.</w:t>
       </w:r>
     </w:p>
     <w:p>
+      <w:pPr/>
       <w:r>
-        <w:t>Finally, the movie ended, and we went out into the street. We went out, but what a way! I ran into one of my old acquaintances. Since we had a long-standing enmity, my father-in-law and mother-in-law were with me, but he said a few harsh words to me. I couldn't stand it. A fight broke out. It broke out, it broke out! I hit him, he hit me. My father-in-law also got involved. In short, by the time the police arrived, my nose and my father-in-law's arm were broken. Although we ended our fight peacefully at the police station, I had to pay for both my and my father-in-law's hospital expenses due to the injuries we received.</w:t>
+        <w:t>After the movie, I ran into an old acquaintance with whom I had a longstanding quarrel. Despite the presence of my in-laws, he insulted me. I lost my temper, and we began fighting. My father-in-law joined in. By the time the police arrived, my nose and his arm were broken. We settled the dispute at the station, but I still had to pay both our medical bills.</w:t>
       </w:r>
     </w:p>
     <w:p>
+      <w:pPr>
+        <w:keepNext/>
+      </w:pPr>
       <w:r>
-        <w:t>Recently, I was walking along the road again. I saw someone buying doner in front of me. When the seller was giving me the change, the coins fell to the ground. The man bent down and didn't pick up the change. I couldn't bear it and said, “Oh brother, at least don't think about yourself, think about the person who will find this money; ”Don't put people in trouble, please take that money from the ground.“”</w:t>
+        <w:t>Recently, I saw a man buying a doner kebab. When the seller handed him his change, some coins fell to the ground. The man left them there. I couldn’t help myself. “Brother, if you won’t think of yourself, at least think of whoever finds that money! Please pick it up. Don’t bring trouble on someone else!”</w:t>
       </w:r>
     </w:p>
     <w:p>
+      <w:pPr>
+        <w:keepNext/>
+        <w:keepLines/>
+        <w:spacing w:before="160"/>
+      </w:pPr>
       <w:r>
-        <w:t>Moral: Money that is not earned by the sweat of your brow does not benefit a person; often you lose much more than you earn. Do not touch what is not lawful.</w:t>
+        <w:rPr>
+          <w:b/>
+        </w:rPr>
+        <w:t>Moral:</w:t>
+      </w:r>
+      <w:r>
+        <w:t xml:space="preserve"> Money taken dishonestly brings no true benefit and may cost far more than it seems to offer. Leave what is not rightfully yours.</w:t>
       </w:r>
     </w:p>
     <w:p>
+      <w:pPr>
+        <w:spacing w:after="80"/>
+      </w:pPr>
       <w:r>
-        <w:t>The story was obtained from open Internet sources.</w:t>
+        <w:rPr>
+          <w:i/>
+          <w:sz w:val="18"/>
+        </w:rPr>
+        <w:t>Source: Publicly available internet sources.</w:t>
       </w:r>
     </w:p>
     <w:sectPr>
       <w:pgSz w:w="12240" w:h="15840"/>
-      <w:pgMar w:top="1440" w:right="1800" w:bottom="1440" w:left="1800" w:header="720" w:footer="720" w:gutter="0"/>
+      <w:pgMar w:top="1080" w:right="1224" w:bottom="1080" w:left="1224" w:header="720" w:footer="720" w:gutter="0"/>
       <w:cols w:space="720"/>
       <w:docGrid w:linePitch="360"/>
     </w:sectPr>
@@ -445,6 +485,16 @@
     <w:name w:val="Normal"/>
     <w:qFormat/>
     <w:rsid w:val="00FC693F"/>
+    <w:pPr>
+      <w:widowControl/>
+      <w:spacing w:after="120" w:line="259" w:lineRule="auto"/>
+    </w:pPr>
+    <w:rPr>
+      <w:rFonts w:ascii="Arial" w:hAnsi="Arial"/>
+      <w:color w:val="000000"/>
+      <w:sz w:val="22"/>
+      <w:lang w:val="en-US"/>
+    </w:rPr>
   </w:style>
   <w:style w:type="paragraph" w:styleId="Header">
     <w:name w:val="header"/>
@@ -787,18 +837,17 @@
     <w:qFormat/>
     <w:rsid w:val="00FC693F"/>
     <w:pPr>
-      <w:pBdr>
-        <w:bottom w:val="single" w:sz="8" w:space="4" w:color="4F81BD" w:themeColor="accent1"/>
-      </w:pBdr>
-      <w:spacing w:after="300" w:line="240" w:lineRule="auto"/>
+      <w:keepNext/>
+      <w:spacing w:after="280" w:line="240" w:lineRule="auto"/>
       <w:contextualSpacing/>
     </w:pPr>
     <w:rPr>
-      <w:rFonts w:asciiTheme="majorHAnsi" w:eastAsiaTheme="majorEastAsia" w:hAnsiTheme="majorHAnsi" w:cstheme="majorBidi"/>
-      <w:color w:val="17365D" w:themeColor="text2" w:themeShade="BF"/>
+      <w:rFonts w:asciiTheme="majorHAnsi" w:eastAsiaTheme="majorEastAsia" w:hAnsiTheme="majorHAnsi" w:cstheme="majorBidi" w:ascii="Arial" w:hAnsi="Arial"/>
+      <w:b/>
+      <w:color w:val="000000"/>
       <w:spacing w:val="5"/>
       <w:kern w:val="28"/>
-      <w:sz w:val="52"/>
+      <w:sz w:val="34"/>
       <w:szCs w:val="52"/>
     </w:rPr>
   </w:style>
@@ -1274,9 +1323,6 @@
     <w:qFormat/>
     <w:rsid w:val="00FC693F"/>
     <w:pPr>
-      <w:pBdr>
-        <w:bottom w:val="single" w:sz="4" w:space="4" w:color="4F81BD" w:themeColor="accent1"/>
-      </w:pBdr>
       <w:spacing w:before="200" w:after="280"/>
       <w:ind w:left="936" w:right="936"/>
     </w:pPr>

--- a/en/wisdom-stories/forbidden-money.docx
+++ b/en/wisdom-stories/forbidden-money.docx
@@ -13,7 +13,7 @@
     <w:p>
       <w:pPr/>
       <w:r>
-        <w:t>One day, I saw a man drop some money in the street. Usually I would have called out, “You’ve dropped your money!” This time, temptation got the better of me. I picked it up and slipped it into my pocket.</w:t>
+        <w:t>One day, I saw a man drop some money in the street. Usually I would have called out, “You’ve dropped your money!” This time I followed the devil. I picked it up and slipped it into my pocket.</w:t>
       </w:r>
     </w:p>
     <w:p>
@@ -33,13 +33,13 @@
     <w:p>
       <w:pPr/>
       <w:r>
-        <w:t>“You always promise, then change your mind,” she said. “Let’s buy the tickets online now.” So I did.</w:t>
+        <w:t>“You give your word now, but then you may suddenly back out,” she said. “Let’s buy the tickets online now, so we can be at ease.” So I did.</w:t>
       </w:r>
     </w:p>
     <w:p>
       <w:pPr/>
       <w:r>
-        <w:t>I work as a repairman. Soon afterward, a good customer called to offer me a job at his garden on Saturday. I asked whether I could come on Sunday, but he said it had to be Saturday. Of course, that was the day I had booked the movie. I lost a well-paid job.</w:t>
+        <w:t>I work as a repairman. Soon afterward, a wealthy customer called to offer me a job at his garden on Saturday. I asked whether I could come on Sunday, but he said it had to be Saturday. Of course, that was the day I had booked the movie. I lost a well-paid job.</w:t>
       </w:r>
     </w:p>
     <w:p>
@@ -53,7 +53,7 @@
     <w:p>
       <w:pPr/>
       <w:r>
-        <w:t>I was ready to say, “Sorry, we’re off to the movies,” but my wife got in first. “We’re going to the movies—come with us!” There was nothing I could do.</w:t>
+        <w:t>I was ready to say, “we’re off to the movies,” but my wife got in first. “We’re going to the movies—come with us!” There was nothing I could do.</w:t>
       </w:r>
     </w:p>
     <w:p>
@@ -67,7 +67,7 @@
     <w:p>
       <w:pPr/>
       <w:r>
-        <w:t>At the cinema, I bought two more tickets and popcorn for everyone. After all, the son-in-law had found money in the street; he could afford to treat them! I had spent less on meat for the feast than I spent on that popcorn. They soon finished it, so I bought more. My windfall was already costing me dearly, but the worst was still to come.</w:t>
+        <w:t>At the cinema, I bought two more tickets and before the film, a box of popcorn for each person. After all, the son-in-law had found money in the street; he must treat them! I had spent less on meat for the sacrifice than I spent on that popcorn. We soon finished it, so during the film I had to go and buy more. My windfall was already costing me dearly, but the worst was still to come.</w:t>
       </w:r>
     </w:p>
     <w:p>
@@ -94,11 +94,9 @@
         <w:rPr>
           <w:b/>
         </w:rPr>
-        <w:t>Moral:</w:t>
+        <w:t>Moral: Money not earned by the sweat of your brow brings no good; often you lose many times more than what you found. Do not reach for what is not halal.</w:t>
       </w:r>
-      <w:r>
-        <w:t xml:space="preserve"> Money taken dishonestly brings no true benefit and may cost far more than it seems to offer. Leave what is not rightfully yours.</w:t>
-      </w:r>
+      <w:r/>
     </w:p>
     <w:p>
       <w:pPr>
@@ -109,7 +107,7 @@
           <w:i/>
           <w:sz w:val="18"/>
         </w:rPr>
-        <w:t>Source: Publicly available internet sources.</w:t>
+        <w:t>Stories are taken from open Internet sources; illustrations were created with AI.</w:t>
       </w:r>
     </w:p>
     <w:sectPr>
